--- a/bukuThesis/bahan/progress_bab-implementasi_dan_hasil_pembahasan_updated.docx
+++ b/bukuThesis/bahan/progress_bab-implementasi_dan_hasil_pembahasan_updated.docx
@@ -1965,7 +1965,7 @@
         <w:pStyle w:val="ListNumber"/>
       </w:pPr>
       <w:r>
-        <w:t>1. hasil perbandingan tiga model pada results/model_comparison_wf72_test1_last5.html,</w:t>
+        <w:t>1. hasil perbandingan tiga model pada results/comparison/comparison_models_wf72_test1_last5.html,</w:t>
       </w:r>
     </w:p>
     <w:p>
